--- a/zht/docx/014.content.docx
+++ b/zht/docx/014.content.docx
@@ -345,18 +345,12 @@
           <w:lang w:val="zh_TW" w:bidi="zh_TW"/>
         </w:rPr>
       </w:r>
-      <w:hyperlink r:id="rId13">
-        <w:r>
-          <w:rPr>
-            <w:lang w:val="zh_TW" w:bidi="zh_TW"/>
-          </w:rPr>
-          <w:rPr>
-            <w:color w:val="0000EE"/>
-            <w:u w:val="single"/>
-          </w:rPr>
-          <w:t>歷代志上2:12</w:t>
-        </w:r>
-      </w:hyperlink>
+      <w:r>
+        <w:rPr>
+          <w:lang w:val="zh_TW" w:bidi="zh_TW"/>
+        </w:rPr>
+        <w:t>歷代志上2:12</w:t>
+      </w:r>
     </w:p>
     <w:p>
       <w:pPr>
@@ -369,18 +363,12 @@
           <w:lang w:val="zh_TW" w:bidi="zh_TW"/>
         </w:rPr>
       </w:r>
-      <w:hyperlink r:id="rId14">
-        <w:r>
-          <w:rPr>
-            <w:lang w:val="zh_TW" w:bidi="zh_TW"/>
-          </w:rPr>
-          <w:rPr>
-            <w:color w:val="0000EE"/>
-            <w:u w:val="single"/>
-          </w:rPr>
-          <w:t>歷代志下3:17</w:t>
-        </w:r>
-      </w:hyperlink>
+      <w:r>
+        <w:rPr>
+          <w:lang w:val="zh_TW" w:bidi="zh_TW"/>
+        </w:rPr>
+        <w:t>歷代志下3:17</w:t>
+      </w:r>
     </w:p>
     <w:p>
       <w:pPr>
@@ -393,18 +381,12 @@
           <w:lang w:val="zh_TW" w:bidi="zh_TW"/>
         </w:rPr>
       </w:r>
-      <w:hyperlink r:id="rId15">
-        <w:r>
-          <w:rPr>
-            <w:lang w:val="zh_TW" w:bidi="zh_TW"/>
-          </w:rPr>
-          <w:rPr>
-            <w:color w:val="0000EE"/>
-            <w:u w:val="single"/>
-          </w:rPr>
-          <w:t>路加福音3:30–32</w:t>
-        </w:r>
-      </w:hyperlink>
+      <w:r>
+        <w:rPr>
+          <w:lang w:val="zh_TW" w:bidi="zh_TW"/>
+        </w:rPr>
+        <w:t>路加福音3:30–32</w:t>
+      </w:r>
     </w:p>
     <w:p>
       <w:pPr>
@@ -417,18 +399,12 @@
           <w:lang w:val="zh_TW" w:bidi="zh_TW"/>
         </w:rPr>
       </w:r>
-      <w:hyperlink r:id="rId16">
-        <w:r>
-          <w:rPr>
-            <w:lang w:val="zh_TW" w:bidi="zh_TW"/>
-          </w:rPr>
-          <w:rPr>
-            <w:color w:val="0000EE"/>
-            <w:u w:val="single"/>
-          </w:rPr>
-          <w:t>馬太福音1:5</w:t>
-        </w:r>
-      </w:hyperlink>
+      <w:r>
+        <w:rPr>
+          <w:lang w:val="zh_TW" w:bidi="zh_TW"/>
+        </w:rPr>
+        <w:t>馬太福音1:5</w:t>
+      </w:r>
     </w:p>
     <w:p>
       <w:pPr>
@@ -441,18 +417,12 @@
           <w:lang w:val="zh_TW" w:bidi="zh_TW"/>
         </w:rPr>
       </w:r>
-      <w:hyperlink r:id="rId17">
-        <w:r>
-          <w:rPr>
-            <w:lang w:val="zh_TW" w:bidi="zh_TW"/>
-          </w:rPr>
-          <w:rPr>
-            <w:color w:val="0000EE"/>
-            <w:u w:val="single"/>
-          </w:rPr>
-          <w:t>路得記2:4</w:t>
-        </w:r>
-      </w:hyperlink>
+      <w:r>
+        <w:rPr>
+          <w:lang w:val="zh_TW" w:bidi="zh_TW"/>
+        </w:rPr>
+        <w:t>路得記2:4</w:t>
+      </w:r>
     </w:p>
     <w:p>
       <w:pPr>
@@ -758,18 +728,12 @@
           <w:lang w:val="zh_TW" w:bidi="zh_TW"/>
         </w:rPr>
       </w:r>
-      <w:hyperlink r:id="rId18">
-        <w:r>
-          <w:rPr>
-            <w:lang w:val="zh_TW" w:bidi="zh_TW"/>
-          </w:rPr>
-          <w:rPr>
-            <w:color w:val="0000EE"/>
-            <w:u w:val="single"/>
-          </w:rPr>
-          <w:t>歴代志下36:20</w:t>
-        </w:r>
-      </w:hyperlink>
+      <w:r>
+        <w:rPr>
+          <w:lang w:val="zh_TW" w:bidi="zh_TW"/>
+        </w:rPr>
+        <w:t>歴代志下36:20</w:t>
+      </w:r>
     </w:p>
     <w:p>
       <w:pPr>
@@ -782,18 +746,12 @@
           <w:lang w:val="zh_TW" w:bidi="zh_TW"/>
         </w:rPr>
       </w:r>
-      <w:hyperlink r:id="rId19">
-        <w:r>
-          <w:rPr>
-            <w:lang w:val="zh_TW" w:bidi="zh_TW"/>
-          </w:rPr>
-          <w:rPr>
-            <w:color w:val="0000EE"/>
-            <w:u w:val="single"/>
-          </w:rPr>
-          <w:t>但以理書10:13</w:t>
-        </w:r>
-      </w:hyperlink>
+      <w:r>
+        <w:rPr>
+          <w:lang w:val="zh_TW" w:bidi="zh_TW"/>
+        </w:rPr>
+        <w:t>但以理書10:13</w:t>
+      </w:r>
     </w:p>
     <w:p>
       <w:pPr>
@@ -806,18 +764,12 @@
           <w:lang w:val="zh_TW" w:bidi="zh_TW"/>
         </w:rPr>
       </w:r>
-      <w:hyperlink r:id="rId20">
-        <w:r>
-          <w:rPr>
-            <w:lang w:val="zh_TW" w:bidi="zh_TW"/>
-          </w:rPr>
-          <w:rPr>
-            <w:color w:val="0000EE"/>
-            <w:u w:val="single"/>
-          </w:rPr>
-          <w:t>以斯帖記1:3–4</w:t>
-        </w:r>
-      </w:hyperlink>
+      <w:r>
+        <w:rPr>
+          <w:lang w:val="zh_TW" w:bidi="zh_TW"/>
+        </w:rPr>
+        <w:t>以斯帖記1:3–4</w:t>
+      </w:r>
     </w:p>
     <w:p>
       <w:pPr>
@@ -830,18 +782,12 @@
           <w:lang w:val="zh_TW" w:bidi="zh_TW"/>
         </w:rPr>
       </w:r>
-      <w:hyperlink r:id="rId21">
-        <w:r>
-          <w:rPr>
-            <w:lang w:val="zh_TW" w:bidi="zh_TW"/>
-          </w:rPr>
-          <w:rPr>
-            <w:color w:val="0000EE"/>
-            <w:u w:val="single"/>
-          </w:rPr>
-          <w:t>以西結書27:10</w:t>
-        </w:r>
-      </w:hyperlink>
+      <w:r>
+        <w:rPr>
+          <w:lang w:val="zh_TW" w:bidi="zh_TW"/>
+        </w:rPr>
+        <w:t>以西結書27:10</w:t>
+      </w:r>
     </w:p>
     <w:p>
       <w:pPr>
@@ -1053,18 +999,12 @@
           <w:lang w:val="zh_TW" w:bidi="zh_TW"/>
         </w:rPr>
       </w:r>
-      <w:hyperlink r:id="rId22">
-        <w:r>
-          <w:rPr>
-            <w:lang w:val="zh_TW" w:bidi="zh_TW"/>
-          </w:rPr>
-          <w:rPr>
-            <w:color w:val="0000EE"/>
-            <w:u w:val="single"/>
-          </w:rPr>
-          <w:t>創世記37:34–36</w:t>
-        </w:r>
-      </w:hyperlink>
+      <w:r>
+        <w:rPr>
+          <w:lang w:val="zh_TW" w:bidi="zh_TW"/>
+        </w:rPr>
+        <w:t>創世記37:34–36</w:t>
+      </w:r>
     </w:p>
     <w:p>
       <w:pPr>
@@ -1077,18 +1017,12 @@
           <w:lang w:val="zh_TW" w:bidi="zh_TW"/>
         </w:rPr>
       </w:r>
-      <w:hyperlink r:id="rId23">
-        <w:r>
-          <w:rPr>
-            <w:lang w:val="zh_TW" w:bidi="zh_TW"/>
-          </w:rPr>
-          <w:rPr>
-            <w:color w:val="0000EE"/>
-            <w:u w:val="single"/>
-          </w:rPr>
-          <w:t>創世記39:2</w:t>
-        </w:r>
-      </w:hyperlink>
+      <w:r>
+        <w:rPr>
+          <w:lang w:val="zh_TW" w:bidi="zh_TW"/>
+        </w:rPr>
+        <w:t>創世記39:2</w:t>
+      </w:r>
     </w:p>
     <w:p>
       <w:pPr>
@@ -1101,18 +1035,12 @@
           <w:lang w:val="zh_TW" w:bidi="zh_TW"/>
         </w:rPr>
       </w:r>
-      <w:hyperlink r:id="rId24">
-        <w:r>
-          <w:rPr>
-            <w:lang w:val="zh_TW" w:bidi="zh_TW"/>
-          </w:rPr>
-          <w:rPr>
-            <w:color w:val="0000EE"/>
-            <w:u w:val="single"/>
-          </w:rPr>
-          <w:t>創世記39:14</w:t>
-        </w:r>
-      </w:hyperlink>
+      <w:r>
+        <w:rPr>
+          <w:lang w:val="zh_TW" w:bidi="zh_TW"/>
+        </w:rPr>
+        <w:t>創世記39:14</w:t>
+      </w:r>
     </w:p>
     <w:p>
       <w:pPr>
@@ -1378,18 +1306,12 @@
           <w:lang w:val="zh_TW" w:bidi="zh_TW"/>
         </w:rPr>
       </w:r>
-      <w:hyperlink r:id="rId25">
-        <w:r>
-          <w:rPr>
-            <w:lang w:val="zh_TW" w:bidi="zh_TW"/>
-          </w:rPr>
-          <w:rPr>
-            <w:color w:val="0000EE"/>
-            <w:u w:val="single"/>
-          </w:rPr>
-          <w:t>約翰福音1:26–28</w:t>
-        </w:r>
-      </w:hyperlink>
+      <w:r>
+        <w:rPr>
+          <w:lang w:val="zh_TW" w:bidi="zh_TW"/>
+        </w:rPr>
+        <w:t>約翰福音1:26–28</w:t>
+      </w:r>
     </w:p>
     <w:p>
       <w:pPr>
@@ -1402,18 +1324,12 @@
           <w:lang w:val="zh_TW" w:bidi="zh_TW"/>
         </w:rPr>
       </w:r>
-      <w:hyperlink r:id="rId26">
-        <w:r>
-          <w:rPr>
-            <w:lang w:val="zh_TW" w:bidi="zh_TW"/>
-          </w:rPr>
-          <w:rPr>
-            <w:color w:val="0000EE"/>
-            <w:u w:val="single"/>
-          </w:rPr>
-          <w:t>路加福音24:50–51</w:t>
-        </w:r>
-      </w:hyperlink>
+      <w:r>
+        <w:rPr>
+          <w:lang w:val="zh_TW" w:bidi="zh_TW"/>
+        </w:rPr>
+        <w:t>路加福音24:50–51</w:t>
+      </w:r>
     </w:p>
     <w:p>
       <w:pPr>
@@ -1426,18 +1342,12 @@
           <w:lang w:val="zh_TW" w:bidi="zh_TW"/>
         </w:rPr>
       </w:r>
-      <w:hyperlink r:id="rId27">
-        <w:r>
-          <w:rPr>
-            <w:lang w:val="zh_TW" w:bidi="zh_TW"/>
-          </w:rPr>
-          <w:rPr>
-            <w:color w:val="0000EE"/>
-            <w:u w:val="single"/>
-          </w:rPr>
-          <w:t>馬可福音11:1</w:t>
-        </w:r>
-      </w:hyperlink>
+      <w:r>
+        <w:rPr>
+          <w:lang w:val="zh_TW" w:bidi="zh_TW"/>
+        </w:rPr>
+        <w:t>馬可福音11:1</w:t>
+      </w:r>
     </w:p>
     <w:p>
       <w:pPr>
@@ -1450,18 +1360,12 @@
           <w:lang w:val="zh_TW" w:bidi="zh_TW"/>
         </w:rPr>
       </w:r>
-      <w:hyperlink r:id="rId28">
-        <w:r>
-          <w:rPr>
-            <w:lang w:val="zh_TW" w:bidi="zh_TW"/>
-          </w:rPr>
-          <w:rPr>
-            <w:color w:val="0000EE"/>
-            <w:u w:val="single"/>
-          </w:rPr>
-          <w:t>馬太福音21:15–17</w:t>
-        </w:r>
-      </w:hyperlink>
+      <w:r>
+        <w:rPr>
+          <w:lang w:val="zh_TW" w:bidi="zh_TW"/>
+        </w:rPr>
+        <w:t>馬太福音21:15–17</w:t>
+      </w:r>
     </w:p>
     <w:p>
       <w:pPr>
@@ -1695,18 +1599,12 @@
           <w:lang w:val="zh_TW" w:bidi="zh_TW"/>
         </w:rPr>
       </w:r>
-      <w:hyperlink r:id="rId29">
-        <w:r>
-          <w:rPr>
-            <w:lang w:val="zh_TW" w:bidi="zh_TW"/>
-          </w:rPr>
-          <w:rPr>
-            <w:color w:val="0000EE"/>
-            <w:u w:val="single"/>
-          </w:rPr>
-          <w:t>創世記35:16</w:t>
-        </w:r>
-      </w:hyperlink>
+      <w:r>
+        <w:rPr>
+          <w:lang w:val="zh_TW" w:bidi="zh_TW"/>
+        </w:rPr>
+        <w:t>創世記35:16</w:t>
+      </w:r>
     </w:p>
     <w:p>
       <w:pPr>
@@ -1719,18 +1617,12 @@
           <w:lang w:val="zh_TW" w:bidi="zh_TW"/>
         </w:rPr>
       </w:r>
-      <w:hyperlink r:id="rId30">
-        <w:r>
-          <w:rPr>
-            <w:lang w:val="zh_TW" w:bidi="zh_TW"/>
-          </w:rPr>
-          <w:rPr>
-            <w:color w:val="0000EE"/>
-            <w:u w:val="single"/>
-          </w:rPr>
-          <w:t>約翰福音7:42</w:t>
-        </w:r>
-      </w:hyperlink>
+      <w:r>
+        <w:rPr>
+          <w:lang w:val="zh_TW" w:bidi="zh_TW"/>
+        </w:rPr>
+        <w:t>約翰福音7:42</w:t>
+      </w:r>
     </w:p>
     <w:p>
       <w:pPr>
@@ -1743,18 +1635,12 @@
           <w:lang w:val="zh_TW" w:bidi="zh_TW"/>
         </w:rPr>
       </w:r>
-      <w:hyperlink r:id="rId31">
-        <w:r>
-          <w:rPr>
-            <w:lang w:val="zh_TW" w:bidi="zh_TW"/>
-          </w:rPr>
-          <w:rPr>
-            <w:color w:val="0000EE"/>
-            <w:u w:val="single"/>
-          </w:rPr>
-          <w:t>馬太福音2:6</w:t>
-        </w:r>
-      </w:hyperlink>
+      <w:r>
+        <w:rPr>
+          <w:lang w:val="zh_TW" w:bidi="zh_TW"/>
+        </w:rPr>
+        <w:t>馬太福音2:6</w:t>
+      </w:r>
     </w:p>
     <w:p>
       <w:pPr>
@@ -1767,18 +1653,12 @@
           <w:lang w:val="zh_TW" w:bidi="zh_TW"/>
         </w:rPr>
       </w:r>
-      <w:hyperlink r:id="rId32">
-        <w:r>
-          <w:rPr>
-            <w:lang w:val="zh_TW" w:bidi="zh_TW"/>
-          </w:rPr>
-          <w:rPr>
-            <w:color w:val="0000EE"/>
-            <w:u w:val="single"/>
-          </w:rPr>
-          <w:t>馬太福音2:16</w:t>
-        </w:r>
-      </w:hyperlink>
+      <w:r>
+        <w:rPr>
+          <w:lang w:val="zh_TW" w:bidi="zh_TW"/>
+        </w:rPr>
+        <w:t>馬太福音2:16</w:t>
+      </w:r>
     </w:p>
     <w:p>
       <w:pPr>
@@ -1791,18 +1671,12 @@
           <w:lang w:val="zh_TW" w:bidi="zh_TW"/>
         </w:rPr>
       </w:r>
-      <w:hyperlink r:id="rId33">
-        <w:r>
-          <w:rPr>
-            <w:lang w:val="zh_TW" w:bidi="zh_TW"/>
-          </w:rPr>
-          <w:rPr>
-            <w:color w:val="0000EE"/>
-            <w:u w:val="single"/>
-          </w:rPr>
-          <w:t>路得記1:2</w:t>
-        </w:r>
-      </w:hyperlink>
+      <w:r>
+        <w:rPr>
+          <w:lang w:val="zh_TW" w:bidi="zh_TW"/>
+        </w:rPr>
+        <w:t>路得記1:2</w:t>
+      </w:r>
     </w:p>
     <w:p>
       <w:pPr>
@@ -1815,18 +1689,12 @@
           <w:lang w:val="zh_TW" w:bidi="zh_TW"/>
         </w:rPr>
       </w:r>
-      <w:hyperlink r:id="rId34">
-        <w:r>
-          <w:rPr>
-            <w:lang w:val="zh_TW" w:bidi="zh_TW"/>
-          </w:rPr>
-          <w:rPr>
-            <w:color w:val="0000EE"/>
-            <w:u w:val="single"/>
-          </w:rPr>
-          <w:t>路得記1:21</w:t>
-        </w:r>
-      </w:hyperlink>
+      <w:r>
+        <w:rPr>
+          <w:lang w:val="zh_TW" w:bidi="zh_TW"/>
+        </w:rPr>
+        <w:t>路得記1:21</w:t>
+      </w:r>
     </w:p>
     <w:p>
       <w:pPr>
@@ -2310,18 +2178,12 @@
           <w:lang w:val="zh_TW" w:bidi="zh_TW"/>
         </w:rPr>
       </w:r>
-      <w:hyperlink r:id="rId35">
-        <w:r>
-          <w:rPr>
-            <w:lang w:val="zh_TW" w:bidi="zh_TW"/>
-          </w:rPr>
-          <w:rPr>
-            <w:color w:val="0000EE"/>
-            <w:u w:val="single"/>
-          </w:rPr>
-          <w:t>列王紀上4:9</w:t>
-        </w:r>
-      </w:hyperlink>
+      <w:r>
+        <w:rPr>
+          <w:lang w:val="zh_TW" w:bidi="zh_TW"/>
+        </w:rPr>
+        <w:t>列王紀上4:9</w:t>
+      </w:r>
     </w:p>
     <w:p>
       <w:pPr>
@@ -2334,18 +2196,12 @@
           <w:lang w:val="zh_TW" w:bidi="zh_TW"/>
         </w:rPr>
       </w:r>
-      <w:hyperlink r:id="rId36">
-        <w:r>
-          <w:rPr>
-            <w:lang w:val="zh_TW" w:bidi="zh_TW"/>
-          </w:rPr>
-          <w:rPr>
-            <w:color w:val="0000EE"/>
-            <w:u w:val="single"/>
-          </w:rPr>
-          <w:t>撒母耳記上6:9</w:t>
-        </w:r>
-      </w:hyperlink>
+      <w:r>
+        <w:rPr>
+          <w:lang w:val="zh_TW" w:bidi="zh_TW"/>
+        </w:rPr>
+        <w:t>撒母耳記上6:9</w:t>
+      </w:r>
     </w:p>
     <w:p>
       <w:pPr>
@@ -2358,18 +2214,12 @@
           <w:lang w:val="zh_TW" w:bidi="zh_TW"/>
         </w:rPr>
       </w:r>
-      <w:hyperlink r:id="rId37">
-        <w:r>
-          <w:rPr>
-            <w:lang w:val="zh_TW" w:bidi="zh_TW"/>
-          </w:rPr>
-          <w:rPr>
-            <w:color w:val="0000EE"/>
-            <w:u w:val="single"/>
-          </w:rPr>
-          <w:t>約書亞記19:20–22</w:t>
-        </w:r>
-      </w:hyperlink>
+      <w:r>
+        <w:rPr>
+          <w:lang w:val="zh_TW" w:bidi="zh_TW"/>
+        </w:rPr>
+        <w:t>約書亞記19:20–22</w:t>
+      </w:r>
     </w:p>
     <w:p>
       <w:pPr>
@@ -2382,18 +2232,12 @@
           <w:lang w:val="zh_TW" w:bidi="zh_TW"/>
         </w:rPr>
       </w:r>
-      <w:hyperlink r:id="rId38">
-        <w:r>
-          <w:rPr>
-            <w:lang w:val="zh_TW" w:bidi="zh_TW"/>
-          </w:rPr>
-          <w:rPr>
-            <w:color w:val="0000EE"/>
-            <w:u w:val="single"/>
-          </w:rPr>
-          <w:t>士師記1:33</w:t>
-        </w:r>
-      </w:hyperlink>
+      <w:r>
+        <w:rPr>
+          <w:lang w:val="zh_TW" w:bidi="zh_TW"/>
+        </w:rPr>
+        <w:t>士師記1:33</w:t>
+      </w:r>
     </w:p>
     <w:p>
       <w:pPr>
@@ -2653,18 +2497,12 @@
           <w:lang w:val="zh_TW" w:bidi="zh_TW"/>
         </w:rPr>
       </w:r>
-      <w:hyperlink r:id="rId39">
-        <w:r>
-          <w:rPr>
-            <w:lang w:val="zh_TW" w:bidi="zh_TW"/>
-          </w:rPr>
-          <w:rPr>
-            <w:color w:val="0000EE"/>
-            <w:u w:val="single"/>
-          </w:rPr>
-          <w:t>創世記12:8–9</w:t>
-        </w:r>
-      </w:hyperlink>
+      <w:r>
+        <w:rPr>
+          <w:lang w:val="zh_TW" w:bidi="zh_TW"/>
+        </w:rPr>
+        <w:t>創世記12:8–9</w:t>
+      </w:r>
     </w:p>
     <w:p>
       <w:pPr>
@@ -2677,18 +2515,12 @@
           <w:lang w:val="zh_TW" w:bidi="zh_TW"/>
         </w:rPr>
       </w:r>
-      <w:hyperlink r:id="rId40">
-        <w:r>
-          <w:rPr>
-            <w:lang w:val="zh_TW" w:bidi="zh_TW"/>
-          </w:rPr>
-          <w:rPr>
-            <w:color w:val="0000EE"/>
-            <w:u w:val="single"/>
-          </w:rPr>
-          <w:t>創世記35:1</w:t>
-        </w:r>
-      </w:hyperlink>
+      <w:r>
+        <w:rPr>
+          <w:lang w:val="zh_TW" w:bidi="zh_TW"/>
+        </w:rPr>
+        <w:t>創世記35:1</w:t>
+      </w:r>
     </w:p>
     <w:p>
       <w:pPr>
@@ -2701,18 +2533,12 @@
           <w:lang w:val="zh_TW" w:bidi="zh_TW"/>
         </w:rPr>
       </w:r>
-      <w:hyperlink r:id="rId41">
-        <w:r>
-          <w:rPr>
-            <w:lang w:val="zh_TW" w:bidi="zh_TW"/>
-          </w:rPr>
-          <w:rPr>
-            <w:color w:val="0000EE"/>
-            <w:u w:val="single"/>
-          </w:rPr>
-          <w:t>何西阿書10:15</w:t>
-        </w:r>
-      </w:hyperlink>
+      <w:r>
+        <w:rPr>
+          <w:lang w:val="zh_TW" w:bidi="zh_TW"/>
+        </w:rPr>
+        <w:t>何西阿書10:15</w:t>
+      </w:r>
     </w:p>
     <w:p>
       <w:pPr>
@@ -2725,18 +2551,12 @@
           <w:lang w:val="zh_TW" w:bidi="zh_TW"/>
         </w:rPr>
       </w:r>
-      <w:hyperlink r:id="rId42">
-        <w:r>
-          <w:rPr>
-            <w:lang w:val="zh_TW" w:bidi="zh_TW"/>
-          </w:rPr>
-          <w:rPr>
-            <w:color w:val="0000EE"/>
-            <w:u w:val="single"/>
-          </w:rPr>
-          <w:t>士師記1:23</w:t>
-        </w:r>
-      </w:hyperlink>
+      <w:r>
+        <w:rPr>
+          <w:lang w:val="zh_TW" w:bidi="zh_TW"/>
+        </w:rPr>
+        <w:t>士師記1:23</w:t>
+      </w:r>
     </w:p>
     <w:p>
       <w:pPr>
